--- a/Fiche_Philippe_Servais_2026-2027.docx
+++ b/Fiche_Philippe_Servais_2026-2027.docx
@@ -412,7 +412,7 @@
                 <w:sz w:val="16"/>
                 <w:szCs w:val="16"/>
               </w:rPr>
-              <w:t xml:space="preserve">   2020 · 6.6</w:t>
+              <w:t xml:space="preserve">   2020 · 6.7</w:t>
             </w:r>
           </w:p>
         </w:tc>
@@ -517,7 +517,7 @@
                 <w:sz w:val="16"/>
                 <w:szCs w:val="16"/>
               </w:rPr>
-              <w:t xml:space="preserve">   2020 · 6.6</w:t>
+              <w:t xml:space="preserve">   2020 · 6.7</w:t>
             </w:r>
           </w:p>
         </w:tc>
@@ -880,7 +880,7 @@
                 <w:sz w:val="16"/>
                 <w:szCs w:val="16"/>
               </w:rPr>
-              <w:t xml:space="preserve">   2010 · 15.7</w:t>
+              <w:t xml:space="preserve">   2010 · 15.8</w:t>
             </w:r>
           </w:p>
         </w:tc>
@@ -1452,7 +1452,7 @@
                 <w:sz w:val="19"/>
                 <w:szCs w:val="19"/>
               </w:rPr>
-              <w:t xml:space="preserve">3 cours   ·   3 h   ·   11 élèves</w:t>
+              <w:t xml:space="preserve">3 cours   ·   3 h   ·   12 élèves</w:t>
             </w:r>
           </w:p>
         </w:tc>
@@ -1646,7 +1646,7 @@
                 <w:sz w:val="19"/>
                 <w:szCs w:val="19"/>
               </w:rPr>
-              <w:t xml:space="preserve">VANRIE Maxence</w:t>
+              <w:t xml:space="preserve">RIBEIRO FERINI Mathias</w:t>
             </w:r>
             <w:r>
               <w:rPr>
@@ -1655,7 +1655,7 @@
                 <w:sz w:val="16"/>
                 <w:szCs w:val="16"/>
               </w:rPr>
-              <w:t xml:space="preserve">   2018 · 8.6</w:t>
+              <w:t xml:space="preserve">   2016 · 10.2</w:t>
             </w:r>
           </w:p>
         </w:tc>
@@ -1710,7 +1710,7 @@
                 <w:sz w:val="16"/>
                 <w:szCs w:val="16"/>
               </w:rPr>
-              <w:t xml:space="preserve">   2016 · 10.4</w:t>
+              <w:t xml:space="preserve">   2016 · 10.5</w:t>
             </w:r>
           </w:p>
         </w:tc>
@@ -1738,11 +1738,29 @@
             <w:r>
               <w:rPr>
                 <w:rFonts w:ascii="Calibri" w:cs="Calibri" w:eastAsia="Calibri" w:hAnsi="Calibri"/>
+                <w:color w:val="AAAAAA"/>
+                <w:sz w:val="17"/>
+                <w:szCs w:val="17"/>
+              </w:rPr>
+              <w:t xml:space="preserve">04.  </w:t>
+            </w:r>
+            <w:r>
+              <w:rPr>
+                <w:rFonts w:ascii="Calibri" w:cs="Calibri" w:eastAsia="Calibri" w:hAnsi="Calibri"/>
                 <w:color w:val="2E2E2E"/>
-                <w:sz w:val="14"/>
-                <w:szCs w:val="14"/>
-              </w:rPr>
-              <w:t xml:space="preserve"/>
+                <w:sz w:val="19"/>
+                <w:szCs w:val="19"/>
+              </w:rPr>
+              <w:t xml:space="preserve">VANRIE Maxence</w:t>
+            </w:r>
+            <w:r>
+              <w:rPr>
+                <w:rFonts w:ascii="Calibri" w:cs="Calibri" w:eastAsia="Calibri" w:hAnsi="Calibri"/>
+                <w:color w:val="6E6E6E"/>
+                <w:sz w:val="16"/>
+                <w:szCs w:val="16"/>
+              </w:rPr>
+              <w:t xml:space="preserve">   2018 · 8.6</w:t>
             </w:r>
           </w:p>
         </w:tc>
@@ -1895,7 +1913,7 @@
                 <w:sz w:val="16"/>
                 <w:szCs w:val="16"/>
               </w:rPr>
-              <w:t xml:space="preserve">   2013 · 12.9</w:t>
+              <w:t xml:space="preserve">   2013 · 13</w:t>
             </w:r>
           </w:p>
         </w:tc>
@@ -2050,7 +2068,7 @@
                 <w:sz w:val="16"/>
                 <w:szCs w:val="16"/>
               </w:rPr>
-              <w:t xml:space="preserve">   2014 · 12</w:t>
+              <w:t xml:space="preserve">   2014 · 12.1</w:t>
             </w:r>
           </w:p>
         </w:tc>
